--- a/web/templates/anaplirotes/parallili_tomeako/apofasi/anarrotiki.docx
+++ b/web/templates/anaplirotes/parallili_tomeako/apofasi/anarrotiki.docx
@@ -784,7 +784,9 @@
           <w:sz w:val="22"/>
           <w:szCs w:val="22"/>
         </w:rPr>
-        <w:t xml:space="preserve">΄) «Κύρωση του Κώδικα Κατάστασης Δημοσίων Πολιτικών Διοικητικών Υπαλλήλων και Υπαλλήλων Ν.Π.Δ.Δ.»                                                                                                   3. Την με αρίθμ.Φ.351.5/43/67822/Δ1/5-5-2014 του ΥΠΑΙΘ «Άδειες εκπαιδευτικών Πρωτοβάθμιας και Δευτεροβάθμιας Εκπαίδευσης</w:t>
+        <w:t xml:space="preserve">΄) «Κύρωση του Κώδικα Κατάστασης Δημοσίων Πολιτικών Διοικητικών Υπαλλήλων και Υπαλλήλων Ν.Π.Δ.Δ.»</w:t>
+        <w:br/>
+        <w:t xml:space="preserve">3. Την με αρίθμ.Φ.351.5/43/67822/Δ1/5-5-2014 του ΥΠΑΙΘ «Άδειες εκπαιδευτικών Πρωτοβάθμιας και Δευτεροβάθμιας Εκπαίδευσης</w:t>
       </w:r>
       <w:r>
         <w:rPr>
@@ -1089,7 +1091,7 @@
           <w:sz w:val="22"/>
           <w:szCs w:val="22"/>
         </w:rPr>
-        <w:t xml:space="preserve"> {{ ston_stin }} κ. {{ onomateponymo }}, {{ anaplirotis_ait }} εκπαιδευτικό κλάδου {{ klados }}-{{ klados_perigrafi }} του {{ sxoleio_gen }}, με ΑΦΜ: {{ afm }} αναρρωτική άδεια {{ imeres_olografos }} ημερών, από {{ imerominia_apo }} ως {{ imerominia_eos }}</w:t>
+        <w:t xml:space="preserve"> {{ ston_stin }} κ. {{ onomateponymo_ait }}, {{ anaplirotis_ait }} εκπαιδευτικό κλάδου {{ klados }}-{{ klados_perigrafi }} του {{ sxoleio_gen }}, με ΑΦΜ: {{ afm }} αναρρωτική άδεια {{ imeres_olografos }} ημερών, από {{ imerominia_apo }} ως {{ imerominia_eos }}</w:t>
       </w:r>
       <w:r>
         <w:rPr>
